--- a/applications_generated/tiktok_research_scientist_llm_applications_on_search/ATS_RESUME.docx
+++ b/applications_generated/tiktok_research_scientist_llm_applications_on_search/ATS_RESUME.docx
@@ -594,31 +594,31 @@
       </w:rPr>
     </w:lvl>
   </w:abstractNum>
-  <w:num w:numId="1" w16cid:durableId="957680395">
+  <w:num w:numId="1" w16cid:durableId="1703481508">
     <w:abstractNumId w:val="8"/>
   </w:num>
-  <w:num w:numId="2" w16cid:durableId="1022709438">
+  <w:num w:numId="2" w16cid:durableId="673919962">
     <w:abstractNumId w:val="6"/>
   </w:num>
-  <w:num w:numId="3" w16cid:durableId="34080974">
+  <w:num w:numId="3" w16cid:durableId="817185932">
     <w:abstractNumId w:val="5"/>
   </w:num>
-  <w:num w:numId="4" w16cid:durableId="481966468">
+  <w:num w:numId="4" w16cid:durableId="1873492654">
     <w:abstractNumId w:val="4"/>
   </w:num>
-  <w:num w:numId="5" w16cid:durableId="1996570843">
+  <w:num w:numId="5" w16cid:durableId="1804539089">
     <w:abstractNumId w:val="7"/>
   </w:num>
-  <w:num w:numId="6" w16cid:durableId="1661039016">
+  <w:num w:numId="6" w16cid:durableId="550115130">
     <w:abstractNumId w:val="3"/>
   </w:num>
-  <w:num w:numId="7" w16cid:durableId="486632366">
+  <w:num w:numId="7" w16cid:durableId="891161402">
     <w:abstractNumId w:val="2"/>
   </w:num>
-  <w:num w:numId="8" w16cid:durableId="2083286886">
+  <w:num w:numId="8" w16cid:durableId="1431075557">
     <w:abstractNumId w:val="1"/>
   </w:num>
-  <w:num w:numId="9" w16cid:durableId="1815641181">
+  <w:num w:numId="9" w16cid:durableId="757990058">
     <w:abstractNumId w:val="0"/>
   </w:num>
 </w:numbering>

--- a/applications_generated/tiktok_research_scientist_llm_applications_on_search/ATS_RESUME.docx
+++ b/applications_generated/tiktok_research_scientist_llm_applications_on_search/ATS_RESUME.docx
@@ -594,31 +594,31 @@
       </w:rPr>
     </w:lvl>
   </w:abstractNum>
-  <w:num w:numId="1" w16cid:durableId="1703481508">
+  <w:num w:numId="1" w16cid:durableId="662659006">
     <w:abstractNumId w:val="8"/>
   </w:num>
-  <w:num w:numId="2" w16cid:durableId="673919962">
+  <w:num w:numId="2" w16cid:durableId="891618946">
     <w:abstractNumId w:val="6"/>
   </w:num>
-  <w:num w:numId="3" w16cid:durableId="817185932">
+  <w:num w:numId="3" w16cid:durableId="947926849">
     <w:abstractNumId w:val="5"/>
   </w:num>
-  <w:num w:numId="4" w16cid:durableId="1873492654">
+  <w:num w:numId="4" w16cid:durableId="407119862">
     <w:abstractNumId w:val="4"/>
   </w:num>
-  <w:num w:numId="5" w16cid:durableId="1804539089">
+  <w:num w:numId="5" w16cid:durableId="290676673">
     <w:abstractNumId w:val="7"/>
   </w:num>
-  <w:num w:numId="6" w16cid:durableId="550115130">
+  <w:num w:numId="6" w16cid:durableId="593634019">
     <w:abstractNumId w:val="3"/>
   </w:num>
-  <w:num w:numId="7" w16cid:durableId="891161402">
+  <w:num w:numId="7" w16cid:durableId="1776169820">
     <w:abstractNumId w:val="2"/>
   </w:num>
-  <w:num w:numId="8" w16cid:durableId="1431075557">
+  <w:num w:numId="8" w16cid:durableId="127478609">
     <w:abstractNumId w:val="1"/>
   </w:num>
-  <w:num w:numId="9" w16cid:durableId="757990058">
+  <w:num w:numId="9" w16cid:durableId="463545983">
     <w:abstractNumId w:val="0"/>
   </w:num>
 </w:numbering>
